--- a/uploads/9/test-book4w.docx
+++ b/uploads/9/test-book4w.docx
@@ -17,6 +17,517 @@
       </w:r>
     </w:p>
     <w:p>
+      <w:pPr>
+        <w:ind w:firstLine="425"/>
+        <w:rPr>
+          <w:lang w:val="en-US"/>
+        </w:rPr>
+      </w:pPr>
+      <w:r>
+        <w:rPr>
+          <w:lang w:val="en-US"/>
+        </w:rPr>
+        <w:t>BTS IS BACK</w:t>
+      </w:r>
+      <w:r>
+        <w:rPr>
+          <w:lang w:val="en-US"/>
+        </w:rPr>
+        <w:t xml:space="preserve"> </w:t>
+      </w:r>
+      <w:r>
+        <w:rPr>
+          <w:lang w:val="en-US"/>
+        </w:rPr>
+        <w:t>BTS IS BACK</w:t>
+      </w:r>
+      <w:r>
+        <w:rPr>
+          <w:lang w:val="en-US"/>
+        </w:rPr>
+        <w:t xml:space="preserve"> </w:t>
+      </w:r>
+      <w:r>
+        <w:rPr>
+          <w:lang w:val="en-US"/>
+        </w:rPr>
+        <w:t>BTS IS BACK</w:t>
+      </w:r>
+      <w:r>
+        <w:rPr>
+          <w:lang w:val="en-US"/>
+        </w:rPr>
+        <w:t xml:space="preserve"> </w:t>
+      </w:r>
+      <w:r>
+        <w:rPr>
+          <w:lang w:val="en-US"/>
+        </w:rPr>
+        <w:t>BTS IS BACK</w:t>
+      </w:r>
+      <w:r>
+        <w:rPr>
+          <w:lang w:val="en-US"/>
+        </w:rPr>
+        <w:t xml:space="preserve"> </w:t>
+      </w:r>
+      <w:r>
+        <w:rPr>
+          <w:lang w:val="en-US"/>
+        </w:rPr>
+        <w:t>BTS IS BACK</w:t>
+      </w:r>
+      <w:r>
+        <w:rPr>
+          <w:lang w:val="en-US"/>
+        </w:rPr>
+        <w:t xml:space="preserve"> </w:t>
+      </w:r>
+      <w:r>
+        <w:rPr>
+          <w:lang w:val="en-US"/>
+        </w:rPr>
+        <w:t>BTS IS BACK</w:t>
+      </w:r>
+      <w:r>
+        <w:rPr>
+          <w:lang w:val="en-US"/>
+        </w:rPr>
+        <w:t xml:space="preserve"> </w:t>
+      </w:r>
+      <w:r>
+        <w:rPr>
+          <w:lang w:val="en-US"/>
+        </w:rPr>
+        <w:t>BTS IS BACK</w:t>
+      </w:r>
+      <w:r>
+        <w:rPr>
+          <w:lang w:val="en-US"/>
+        </w:rPr>
+        <w:t xml:space="preserve"> </w:t>
+      </w:r>
+      <w:r>
+        <w:rPr>
+          <w:lang w:val="en-US"/>
+        </w:rPr>
+        <w:t>BTS IS BACK</w:t>
+      </w:r>
+      <w:r>
+        <w:rPr>
+          <w:lang w:val="en-US"/>
+        </w:rPr>
+        <w:t xml:space="preserve"> </w:t>
+      </w:r>
+      <w:r>
+        <w:rPr>
+          <w:lang w:val="en-US"/>
+        </w:rPr>
+        <w:t>BTS IS BACK</w:t>
+      </w:r>
+      <w:r>
+        <w:rPr>
+          <w:lang w:val="en-US"/>
+        </w:rPr>
+        <w:t xml:space="preserve"> </w:t>
+      </w:r>
+      <w:r>
+        <w:rPr>
+          <w:lang w:val="en-US"/>
+        </w:rPr>
+        <w:t>BTS IS BACK</w:t>
+      </w:r>
+      <w:r>
+        <w:rPr>
+          <w:lang w:val="en-US"/>
+        </w:rPr>
+        <w:t xml:space="preserve"> </w:t>
+      </w:r>
+      <w:r>
+        <w:rPr>
+          <w:lang w:val="en-US"/>
+        </w:rPr>
+        <w:t>BTS IS BACK</w:t>
+      </w:r>
+      <w:r>
+        <w:rPr>
+          <w:lang w:val="en-US"/>
+        </w:rPr>
+        <w:t xml:space="preserve"> </w:t>
+      </w:r>
+      <w:r>
+        <w:rPr>
+          <w:lang w:val="en-US"/>
+        </w:rPr>
+        <w:t>BTS IS BACK</w:t>
+      </w:r>
+      <w:r>
+        <w:rPr>
+          <w:lang w:val="en-US"/>
+        </w:rPr>
+        <w:t xml:space="preserve"> </w:t>
+      </w:r>
+      <w:r>
+        <w:rPr>
+          <w:lang w:val="en-US"/>
+        </w:rPr>
+        <w:t>BTS IS BACK</w:t>
+      </w:r>
+      <w:r>
+        <w:rPr>
+          <w:lang w:val="en-US"/>
+        </w:rPr>
+        <w:t xml:space="preserve"> </w:t>
+      </w:r>
+      <w:r>
+        <w:rPr>
+          <w:lang w:val="en-US"/>
+        </w:rPr>
+        <w:t>BTS IS BACK</w:t>
+      </w:r>
+      <w:r>
+        <w:rPr>
+          <w:lang w:val="en-US"/>
+        </w:rPr>
+        <w:t xml:space="preserve"> </w:t>
+      </w:r>
+      <w:r>
+        <w:rPr>
+          <w:lang w:val="en-US"/>
+        </w:rPr>
+        <w:t>BTS IS BACK</w:t>
+      </w:r>
+      <w:r>
+        <w:rPr>
+          <w:lang w:val="en-US"/>
+        </w:rPr>
+        <w:t xml:space="preserve"> </w:t>
+      </w:r>
+      <w:r>
+        <w:rPr>
+          <w:lang w:val="en-US"/>
+        </w:rPr>
+        <w:t>BTS IS BACK</w:t>
+      </w:r>
+      <w:r>
+        <w:rPr>
+          <w:lang w:val="en-US"/>
+        </w:rPr>
+        <w:t xml:space="preserve"> </w:t>
+      </w:r>
+      <w:r>
+        <w:rPr>
+          <w:lang w:val="en-US"/>
+        </w:rPr>
+        <w:t>BTS IS BACK</w:t>
+      </w:r>
+      <w:r>
+        <w:rPr>
+          <w:lang w:val="en-US"/>
+        </w:rPr>
+        <w:t xml:space="preserve"> </w:t>
+      </w:r>
+      <w:r>
+        <w:rPr>
+          <w:lang w:val="en-US"/>
+        </w:rPr>
+        <w:t>BTS IS BACK</w:t>
+      </w:r>
+      <w:r>
+        <w:rPr>
+          <w:lang w:val="en-US"/>
+        </w:rPr>
+        <w:t xml:space="preserve"> </w:t>
+      </w:r>
+      <w:r>
+        <w:rPr>
+          <w:lang w:val="en-US"/>
+        </w:rPr>
+        <w:t>BTS IS BACK</w:t>
+      </w:r>
+      <w:r>
+        <w:rPr>
+          <w:lang w:val="en-US"/>
+        </w:rPr>
+        <w:t xml:space="preserve"> </w:t>
+      </w:r>
+      <w:r>
+        <w:rPr>
+          <w:lang w:val="en-US"/>
+        </w:rPr>
+        <w:t>BTS IS BACK</w:t>
+      </w:r>
+      <w:r>
+        <w:rPr>
+          <w:lang w:val="en-US"/>
+        </w:rPr>
+        <w:t xml:space="preserve"> </w:t>
+      </w:r>
+      <w:r>
+        <w:rPr>
+          <w:lang w:val="en-US"/>
+        </w:rPr>
+        <w:t>BTS IS BACK</w:t>
+      </w:r>
+      <w:r>
+        <w:rPr>
+          <w:lang w:val="en-US"/>
+        </w:rPr>
+        <w:t xml:space="preserve"> </w:t>
+      </w:r>
+      <w:r>
+        <w:rPr>
+          <w:lang w:val="en-US"/>
+        </w:rPr>
+        <w:t>BTS IS BACK</w:t>
+      </w:r>
+      <w:r>
+        <w:rPr>
+          <w:lang w:val="en-US"/>
+        </w:rPr>
+        <w:t xml:space="preserve"> </w:t>
+      </w:r>
+      <w:r>
+        <w:rPr>
+          <w:lang w:val="en-US"/>
+        </w:rPr>
+        <w:t>BTS IS BACK</w:t>
+      </w:r>
+      <w:r>
+        <w:rPr>
+          <w:lang w:val="en-US"/>
+        </w:rPr>
+        <w:t xml:space="preserve"> </w:t>
+      </w:r>
+      <w:r>
+        <w:rPr>
+          <w:lang w:val="en-US"/>
+        </w:rPr>
+        <w:t>BTS IS BACK</w:t>
+      </w:r>
+      <w:r>
+        <w:rPr>
+          <w:lang w:val="en-US"/>
+        </w:rPr>
+        <w:t xml:space="preserve"> </w:t>
+      </w:r>
+      <w:r>
+        <w:rPr>
+          <w:lang w:val="en-US"/>
+        </w:rPr>
+        <w:t>BTS IS BACK</w:t>
+      </w:r>
+      <w:r>
+        <w:rPr>
+          <w:lang w:val="en-US"/>
+        </w:rPr>
+        <w:t xml:space="preserve"> </w:t>
+      </w:r>
+      <w:r>
+        <w:rPr>
+          <w:lang w:val="en-US"/>
+        </w:rPr>
+        <w:t>BTS IS BACK</w:t>
+      </w:r>
+      <w:r>
+        <w:rPr>
+          <w:lang w:val="en-US"/>
+        </w:rPr>
+        <w:t xml:space="preserve"> </w:t>
+      </w:r>
+      <w:r>
+        <w:rPr>
+          <w:lang w:val="en-US"/>
+        </w:rPr>
+        <w:t>BTS IS BACK</w:t>
+      </w:r>
+      <w:r>
+        <w:rPr>
+          <w:lang w:val="en-US"/>
+        </w:rPr>
+        <w:t xml:space="preserve"> </w:t>
+      </w:r>
+      <w:r>
+        <w:rPr>
+          <w:lang w:val="en-US"/>
+        </w:rPr>
+        <w:t>BTS IS BACK</w:t>
+      </w:r>
+      <w:r>
+        <w:rPr>
+          <w:lang w:val="en-US"/>
+        </w:rPr>
+        <w:t xml:space="preserve"> </w:t>
+      </w:r>
+      <w:r>
+        <w:rPr>
+          <w:lang w:val="en-US"/>
+        </w:rPr>
+        <w:t>BTS IS BACK</w:t>
+      </w:r>
+      <w:r>
+        <w:rPr>
+          <w:lang w:val="en-US"/>
+        </w:rPr>
+        <w:t xml:space="preserve"> </w:t>
+      </w:r>
+      <w:r>
+        <w:rPr>
+          <w:lang w:val="en-US"/>
+        </w:rPr>
+        <w:t>BTS IS BACK</w:t>
+      </w:r>
+      <w:r>
+        <w:rPr>
+          <w:lang w:val="en-US"/>
+        </w:rPr>
+        <w:t xml:space="preserve"> </w:t>
+      </w:r>
+      <w:r>
+        <w:rPr>
+          <w:lang w:val="en-US"/>
+        </w:rPr>
+        <w:t>BTS IS BACK</w:t>
+      </w:r>
+      <w:r>
+        <w:rPr>
+          <w:lang w:val="en-US"/>
+        </w:rPr>
+        <w:t xml:space="preserve"> </w:t>
+      </w:r>
+      <w:r>
+        <w:rPr>
+          <w:lang w:val="en-US"/>
+        </w:rPr>
+        <w:t>BTS IS BACK</w:t>
+      </w:r>
+    </w:p>
+    <w:p>
+      <w:pPr>
+        <w:ind w:firstLine="425"/>
+        <w:rPr>
+          <w:lang w:val="en-US"/>
+        </w:rPr>
+      </w:pPr>
+      <w:r>
+        <w:rPr>
+          <w:lang w:val="en-US"/>
+        </w:rPr>
+        <w:t>BTS IS BACK</w:t>
+      </w:r>
+      <w:r>
+        <w:rPr>
+          <w:lang w:val="en-US"/>
+        </w:rPr>
+        <w:t xml:space="preserve"> </w:t>
+      </w:r>
+      <w:r>
+        <w:rPr>
+          <w:lang w:val="en-US"/>
+        </w:rPr>
+        <w:t>BTS IS BACK</w:t>
+      </w:r>
+      <w:r>
+        <w:rPr>
+          <w:lang w:val="en-US"/>
+        </w:rPr>
+        <w:t xml:space="preserve"> </w:t>
+      </w:r>
+      <w:r>
+        <w:rPr>
+          <w:lang w:val="en-US"/>
+        </w:rPr>
+        <w:t>BTS IS BACK</w:t>
+      </w:r>
+      <w:r>
+        <w:rPr>
+          <w:lang w:val="en-US"/>
+        </w:rPr>
+        <w:t xml:space="preserve"> </w:t>
+      </w:r>
+      <w:r>
+        <w:rPr>
+          <w:lang w:val="en-US"/>
+        </w:rPr>
+        <w:t>BTS IS BACK</w:t>
+      </w:r>
+      <w:r>
+        <w:rPr>
+          <w:lang w:val="en-US"/>
+        </w:rPr>
+        <w:t xml:space="preserve"> </w:t>
+      </w:r>
+      <w:r>
+        <w:rPr>
+          <w:lang w:val="en-US"/>
+        </w:rPr>
+        <w:t>BTS IS BACK</w:t>
+      </w:r>
+      <w:r>
+        <w:rPr>
+          <w:lang w:val="en-US"/>
+        </w:rPr>
+        <w:t xml:space="preserve"> </w:t>
+      </w:r>
+      <w:r>
+        <w:rPr>
+          <w:lang w:val="en-US"/>
+        </w:rPr>
+        <w:t>BTS IS BACK</w:t>
+      </w:r>
+      <w:r>
+        <w:rPr>
+          <w:lang w:val="en-US"/>
+        </w:rPr>
+        <w:t xml:space="preserve"> </w:t>
+      </w:r>
+      <w:r>
+        <w:rPr>
+          <w:lang w:val="en-US"/>
+        </w:rPr>
+        <w:t>BTS IS BACK</w:t>
+      </w:r>
+      <w:r>
+        <w:rPr>
+          <w:lang w:val="en-US"/>
+        </w:rPr>
+        <w:t xml:space="preserve"> </w:t>
+      </w:r>
+      <w:r>
+        <w:rPr>
+          <w:lang w:val="en-US"/>
+        </w:rPr>
+        <w:t>BTS IS BACK</w:t>
+      </w:r>
+      <w:r>
+        <w:rPr>
+          <w:lang w:val="en-US"/>
+        </w:rPr>
+        <w:t xml:space="preserve"> </w:t>
+      </w:r>
+      <w:r>
+        <w:rPr>
+          <w:lang w:val="en-US"/>
+        </w:rPr>
+        <w:t>BTS IS BACK</w:t>
+      </w:r>
+      <w:r>
+        <w:rPr>
+          <w:lang w:val="en-US"/>
+        </w:rPr>
+        <w:t xml:space="preserve"> </w:t>
+      </w:r>
+      <w:r>
+        <w:rPr>
+          <w:lang w:val="en-US"/>
+        </w:rPr>
+        <w:t>BTS IS BACK</w:t>
+      </w:r>
+    </w:p>
+    <w:p>
+      <w:pPr>
+        <w:jc w:val="center"/>
+      </w:pPr>
       <w:r>
         <w:rPr>
           <w:noProof/>
@@ -24,8 +535,8 @@
         </w:rPr>
         <w:drawing>
           <wp:inline distT="0" distB="0" distL="0" distR="0">
-            <wp:extent cx="5025827" cy="6743053"/>
-            <wp:effectExtent l="0" t="0" r="3810" b="1270"/>
+            <wp:extent cx="3758184" cy="5042281"/>
+            <wp:effectExtent l="0" t="0" r="0" b="6350"/>
             <wp:docPr id="1" name="Рисунок 1" descr="Изображение пина-истории"/>
             <wp:cNvGraphicFramePr>
               <a:graphicFrameLocks xmlns:a="http://schemas.openxmlformats.org/drawingml/2006/main" noChangeAspect="1"/>
@@ -55,7 +566,7 @@
                   <pic:spPr bwMode="auto">
                     <a:xfrm>
                       <a:off x="0" y="0"/>
-                      <a:ext cx="5045739" cy="6769768"/>
+                      <a:ext cx="3785329" cy="5078701"/>
                     </a:xfrm>
                     <a:prstGeom prst="rect">
                       <a:avLst/>
@@ -73,6 +584,10 @@
       </w:r>
     </w:p>
     <w:p>
+      <w:pPr>
+        <w:jc w:val="center"/>
+      </w:pPr>
+      <w:bookmarkStart w:id="0" w:name="_GoBack"/>
       <w:r>
         <w:rPr>
           <w:noProof/>
@@ -81,8 +596,8 @@
         <w:lastRenderedPageBreak/>
         <w:drawing>
           <wp:inline distT="0" distB="0" distL="0" distR="0">
-            <wp:extent cx="4356632" cy="5802923"/>
-            <wp:effectExtent l="0" t="0" r="6350" b="7620"/>
+            <wp:extent cx="3731742" cy="4970585"/>
+            <wp:effectExtent l="0" t="0" r="2540" b="1905"/>
             <wp:docPr id="2" name="Рисунок 2" descr="https://i.pinimg.com/736x/41/e2/1d/41e21d264bc6afe820913d4167a949a4.jpg"/>
             <wp:cNvGraphicFramePr>
               <a:graphicFrameLocks xmlns:a="http://schemas.openxmlformats.org/drawingml/2006/main" noChangeAspect="1"/>
@@ -112,7 +627,7 @@
                   <pic:spPr bwMode="auto">
                     <a:xfrm>
                       <a:off x="0" y="0"/>
-                      <a:ext cx="4364916" cy="5813957"/>
+                      <a:ext cx="3744494" cy="4987570"/>
                     </a:xfrm>
                     <a:prstGeom prst="rect">
                       <a:avLst/>
@@ -129,11 +644,13 @@
         </w:drawing>
       </w:r>
     </w:p>
+    <w:bookmarkEnd w:id="0"/>
     <w:p/>
     <w:tbl>
       <w:tblPr>
         <w:tblStyle w:val="a3"/>
         <w:tblW w:w="0" w:type="auto"/>
+        <w:jc w:val="right"/>
         <w:tblLook w:val="04A0" w:firstRow="1" w:lastRow="0" w:firstColumn="1" w:lastColumn="0" w:noHBand="0" w:noVBand="1"/>
       </w:tblPr>
       <w:tblGrid>
@@ -141,6 +658,9 @@
         <w:gridCol w:w="4673"/>
       </w:tblGrid>
       <w:tr>
+        <w:trPr>
+          <w:jc w:val="right"/>
+        </w:trPr>
         <w:tc>
           <w:tcPr>
             <w:tcW w:w="4672" w:type="dxa"/>
@@ -174,6 +694,9 @@
         </w:tc>
       </w:tr>
       <w:tr>
+        <w:trPr>
+          <w:jc w:val="right"/>
+        </w:trPr>
         <w:tc>
           <w:tcPr>
             <w:tcW w:w="4672" w:type="dxa"/>
@@ -207,6 +730,9 @@
         </w:tc>
       </w:tr>
       <w:tr>
+        <w:trPr>
+          <w:jc w:val="right"/>
+        </w:trPr>
         <w:tc>
           <w:tcPr>
             <w:tcW w:w="4672" w:type="dxa"/>
@@ -235,6 +761,9 @@
         </w:tc>
       </w:tr>
       <w:tr>
+        <w:trPr>
+          <w:jc w:val="right"/>
+        </w:trPr>
         <w:tc>
           <w:tcPr>
             <w:tcW w:w="4672" w:type="dxa"/>
@@ -273,6 +802,9 @@
         </w:tc>
       </w:tr>
       <w:tr>
+        <w:trPr>
+          <w:jc w:val="right"/>
+        </w:trPr>
         <w:tc>
           <w:tcPr>
             <w:tcW w:w="4672" w:type="dxa"/>
@@ -306,6 +838,9 @@
         </w:tc>
       </w:tr>
       <w:tr>
+        <w:trPr>
+          <w:jc w:val="right"/>
+        </w:trPr>
         <w:tc>
           <w:tcPr>
             <w:tcW w:w="4672" w:type="dxa"/>
@@ -339,6 +874,9 @@
         </w:tc>
       </w:tr>
       <w:tr>
+        <w:trPr>
+          <w:jc w:val="right"/>
+        </w:trPr>
         <w:tc>
           <w:tcPr>
             <w:tcW w:w="4672" w:type="dxa"/>
@@ -366,10 +904,13 @@
             </w:r>
             <w:proofErr w:type="spellEnd"/>
             <w:r>
-              <w:t xml:space="preserve"> Чонгук</w:t>
-            </w:r>
-            <w:bookmarkStart w:id="0" w:name="_GoBack"/>
-            <w:bookmarkEnd w:id="0"/>
+              <w:t xml:space="preserve"> </w:t>
+            </w:r>
+            <w:proofErr w:type="spellStart"/>
+            <w:r>
+              <w:t>Чонгук</w:t>
+            </w:r>
+            <w:proofErr w:type="spellEnd"/>
           </w:p>
         </w:tc>
       </w:tr>
